--- a/opisy_archetypow/opisy_Mędrzec.docx
+++ b/opisy_archetypow/opisy_Mędrzec.docx
@@ -764,23 +764,7 @@
     </w:p>
     <w:p>
       <w:r>
-        <w:t xml:space="preserve">Angela Merkel, Thomas Jefferson, Lee </w:t>
-      </w:r>
-      <w:proofErr w:type="spellStart"/>
-      <w:r>
-        <w:t>Kuan</w:t>
-      </w:r>
-      <w:proofErr w:type="spellEnd"/>
-      <w:r>
-        <w:t xml:space="preserve"> </w:t>
-      </w:r>
-      <w:proofErr w:type="spellStart"/>
-      <w:r>
-        <w:t>Yew</w:t>
-      </w:r>
-      <w:proofErr w:type="spellEnd"/>
-      <w:r>
-        <w:t>, Bronisław Geremek</w:t>
+        <w:t>Angela Merkel, Thomas Jefferson, Lee Kuan Yew, Bronisław Geremek</w:t>
       </w:r>
     </w:p>
     <w:p/>
@@ -794,15 +778,7 @@
     </w:p>
     <w:p>
       <w:r>
-        <w:t xml:space="preserve">BBC, TED, PWN, Google, MIT, Audi, </w:t>
-      </w:r>
-      <w:proofErr w:type="spellStart"/>
-      <w:r>
-        <w:t>think</w:t>
-      </w:r>
-      <w:proofErr w:type="spellEnd"/>
-      <w:r>
-        <w:t xml:space="preserve"> tanki</w:t>
+        <w:t>BBC, TED, PWN, Google, MIT, Audi, think tanki</w:t>
       </w:r>
     </w:p>
     <w:p/>
@@ -823,26 +799,30 @@
           <w:lang w:val="de-DE"/>
         </w:rPr>
       </w:pPr>
-      <w:proofErr w:type="spellStart"/>
       <w:r>
         <w:rPr>
           <w:lang w:val="de-DE"/>
         </w:rPr>
-        <w:t>Mistrz</w:t>
-      </w:r>
-      <w:proofErr w:type="spellEnd"/>
+        <w:t>Mistrz Yoda, Stephen Hawking, Albert Einstein, Oprah</w:t>
+      </w:r>
       <w:r>
         <w:rPr>
           <w:lang w:val="de-DE"/>
         </w:rPr>
-        <w:t xml:space="preserve"> Yoda, Stephen Hawking, Albert Einstein, Oprah</w:t>
-      </w:r>
-    </w:p>
-    <w:p>
-      <w:pPr>
+        <w:t xml:space="preserve">, </w:t>
+      </w:r>
+      <w:r>
         <w:rPr>
           <w:lang w:val="de-DE"/>
         </w:rPr>
+        <w:t>Dumbledore</w:t>
+      </w:r>
+    </w:p>
+    <w:p>
+      <w:pPr>
+        <w:rPr>
+          <w:lang w:val="de-DE"/>
+        </w:rPr>
       </w:pPr>
     </w:p>
     <w:p>
@@ -852,34 +832,12 @@
           <w:lang w:val="de-DE"/>
         </w:rPr>
       </w:pPr>
-      <w:proofErr w:type="spellStart"/>
       <w:r>
         <w:rPr>
           <w:lang w:val="de-DE"/>
         </w:rPr>
         <w:lastRenderedPageBreak/>
-        <w:t>Paleta</w:t>
-      </w:r>
-      <w:proofErr w:type="spellEnd"/>
-      <w:r>
-        <w:rPr>
-          <w:lang w:val="de-DE"/>
-        </w:rPr>
-        <w:t xml:space="preserve"> </w:t>
-      </w:r>
-      <w:proofErr w:type="spellStart"/>
-      <w:r>
-        <w:rPr>
-          <w:lang w:val="de-DE"/>
-        </w:rPr>
-        <w:t>kolorów</w:t>
-      </w:r>
-      <w:proofErr w:type="spellEnd"/>
-      <w:r>
-        <w:rPr>
-          <w:lang w:val="de-DE"/>
-        </w:rPr>
-        <w:t xml:space="preserve"> (HEX)</w:t>
+        <w:t>Paleta kolorów (HEX)</w:t>
       </w:r>
     </w:p>
     <w:p>
@@ -1443,15 +1401,7 @@
         </w:numPr>
       </w:pPr>
       <w:r>
-        <w:t>przygotowuje „</w:t>
-      </w:r>
-      <w:proofErr w:type="spellStart"/>
-      <w:r>
-        <w:t>briefy</w:t>
-      </w:r>
-      <w:proofErr w:type="spellEnd"/>
-      <w:r>
-        <w:t xml:space="preserve"> decyzyjne” (warianty + ryzyka + koszty),</w:t>
+        <w:t>przygotowuje „briefy decyzyjne” (warianty + ryzyka + koszty),</w:t>
       </w:r>
     </w:p>
     <w:p>
@@ -3051,23 +3001,27 @@
           <w:b/>
           <w:bCs/>
         </w:rPr>
-        <w:t xml:space="preserve">Klasyczne </w:t>
-      </w:r>
-      <w:proofErr w:type="spellStart"/>
+        <w:t>Klasyczne serif</w:t>
+      </w:r>
+      <w:r>
+        <w:rPr>
+          <w:rFonts w:ascii="Aptos" w:hAnsi="Aptos" w:cs="Poppins"/>
+        </w:rPr>
+        <w:t xml:space="preserve"> (np. </w:t>
+      </w:r>
       <w:r>
         <w:rPr>
           <w:rFonts w:ascii="Aptos" w:hAnsi="Aptos" w:cs="Poppins"/>
           <w:b/>
           <w:bCs/>
         </w:rPr>
-        <w:t>serif</w:t>
-      </w:r>
-      <w:proofErr w:type="spellEnd"/>
+        <w:t>Georgia</w:t>
+      </w:r>
       <w:r>
         <w:rPr>
           <w:rFonts w:ascii="Aptos" w:hAnsi="Aptos" w:cs="Poppins"/>
         </w:rPr>
-        <w:t xml:space="preserve"> (np. </w:t>
+        <w:t xml:space="preserve">, </w:t>
       </w:r>
       <w:r>
         <w:rPr>
@@ -3075,73 +3029,47 @@
           <w:b/>
           <w:bCs/>
         </w:rPr>
-        <w:t>Georgia</w:t>
+        <w:t>Garamond</w:t>
       </w:r>
       <w:r>
         <w:rPr>
           <w:rFonts w:ascii="Aptos" w:hAnsi="Aptos" w:cs="Poppins"/>
         </w:rPr>
-        <w:t xml:space="preserve">, </w:t>
-      </w:r>
+        <w:t>) – kojarzą się z tradycją naukową i rzetelnością.</w:t>
+      </w:r>
+    </w:p>
+    <w:p>
+      <w:pPr>
+        <w:numPr>
+          <w:ilvl w:val="0"/>
+          <w:numId w:val="34"/>
+        </w:numPr>
+        <w:rPr>
+          <w:rFonts w:ascii="Aptos" w:hAnsi="Aptos" w:cs="Poppins"/>
+        </w:rPr>
+      </w:pPr>
       <w:r>
         <w:rPr>
           <w:rFonts w:ascii="Aptos" w:hAnsi="Aptos" w:cs="Poppins"/>
           <w:b/>
           <w:bCs/>
         </w:rPr>
-        <w:t>Garamond</w:t>
+        <w:t>Sans serif</w:t>
       </w:r>
       <w:r>
         <w:rPr>
           <w:rFonts w:ascii="Aptos" w:hAnsi="Aptos" w:cs="Poppins"/>
         </w:rPr>
-        <w:t>) – kojarzą się z tradycją naukową i rzetelnością.</w:t>
-      </w:r>
-    </w:p>
-    <w:p>
-      <w:pPr>
-        <w:numPr>
-          <w:ilvl w:val="0"/>
-          <w:numId w:val="34"/>
-        </w:numPr>
-        <w:rPr>
-          <w:rFonts w:ascii="Aptos" w:hAnsi="Aptos" w:cs="Poppins"/>
-        </w:rPr>
-      </w:pPr>
+        <w:t xml:space="preserve"> w profesjonalnym wydaniu (np. </w:t>
+      </w:r>
       <w:r>
         <w:rPr>
           <w:rFonts w:ascii="Aptos" w:hAnsi="Aptos" w:cs="Poppins"/>
           <w:b/>
           <w:bCs/>
         </w:rPr>
-        <w:t xml:space="preserve">Sans </w:t>
-      </w:r>
-      <w:proofErr w:type="spellStart"/>
-      <w:r>
-        <w:rPr>
-          <w:rFonts w:ascii="Aptos" w:hAnsi="Aptos" w:cs="Poppins"/>
-          <w:b/>
-          <w:bCs/>
-        </w:rPr>
-        <w:t>serif</w:t>
-      </w:r>
-      <w:proofErr w:type="spellEnd"/>
-      <w:r>
-        <w:rPr>
-          <w:rFonts w:ascii="Aptos" w:hAnsi="Aptos" w:cs="Poppins"/>
-        </w:rPr>
-        <w:t xml:space="preserve"> w profesjonalnym wydaniu (np. </w:t>
-      </w:r>
-      <w:proofErr w:type="spellStart"/>
-      <w:r>
-        <w:rPr>
-          <w:rFonts w:ascii="Aptos" w:hAnsi="Aptos" w:cs="Poppins"/>
-          <w:b/>
-          <w:bCs/>
-        </w:rPr>
         <w:t>Helvetica</w:t>
       </w:r>
-      <w:proofErr w:type="spellEnd"/>
       <w:r>
         <w:rPr>
           <w:rFonts w:ascii="Aptos" w:hAnsi="Aptos" w:cs="Poppins"/>
@@ -10979,7 +10907,6 @@
   <w:style w:type="character" w:default="1" w:styleId="Domylnaczcionkaakapitu">
     <w:name w:val="Default Paragraph Font"/>
     <w:uiPriority w:val="1"/>
-    <w:semiHidden/>
     <w:unhideWhenUsed/>
   </w:style>
   <w:style w:type="table" w:default="1" w:styleId="Standardowy">
